--- a/lab9/Отчёт Lab 9 Чашин ЕТ-128.docx
+++ b/lab9/Отчёт Lab 9 Чашин ЕТ-128.docx
@@ -650,6 +650,7 @@
                 <w14:ligatures w14:val="none"/>
               </w:rPr>
             </w:pPr>
+            <w:proofErr w:type="spellStart"/>
             <w:r>
               <w:rPr>
                 <w:rFonts w:eastAsia="Times New Roman" w:cs="Times New Roman"/>
@@ -658,7 +659,18 @@
                 <w:lang w:bidi="hi-IN"/>
                 <w14:ligatures w14:val="none"/>
               </w:rPr>
-              <w:t>Юртин А.А.</w:t>
+              <w:t>Юртин</w:t>
+            </w:r>
+            <w:proofErr w:type="spellEnd"/>
+            <w:r>
+              <w:rPr>
+                <w:rFonts w:eastAsia="Times New Roman" w:cs="Times New Roman"/>
+                <w:kern w:val="0"/>
+                <w:szCs w:val="28"/>
+                <w:lang w:bidi="hi-IN"/>
+                <w14:ligatures w14:val="none"/>
+              </w:rPr>
+              <w:t xml:space="preserve"> А.А.</w:t>
             </w:r>
           </w:p>
           <w:p>
@@ -999,6 +1011,7 @@
       <w:r>
         <w:t>Выполните кластеризацию набора 2-х или 3-мерных данных с помощью алгоритма DBSCAN (предполагается, что полученные кластеры не будут выпуклыми), используя различные значения параметров </w:t>
       </w:r>
+      <w:proofErr w:type="spellStart"/>
       <w:r>
         <w:rPr>
           <w:i/>
@@ -1006,9 +1019,19 @@
         </w:rPr>
         <w:t>MinPts</w:t>
       </w:r>
-      <w:r>
-        <w:t> (из интервала 3..9) и </w:t>
-      </w:r>
+      <w:proofErr w:type="spellEnd"/>
+      <w:r>
+        <w:t xml:space="preserve"> (из интервала </w:t>
+      </w:r>
+      <w:proofErr w:type="gramStart"/>
+      <w:r>
+        <w:t>3..</w:t>
+      </w:r>
+      <w:proofErr w:type="gramEnd"/>
+      <w:r>
+        <w:t>9) и </w:t>
+      </w:r>
+      <w:proofErr w:type="spellStart"/>
       <w:r>
         <w:rPr>
           <w:i/>
@@ -1016,6 +1039,7 @@
         </w:rPr>
         <w:t>Eps</w:t>
       </w:r>
+      <w:proofErr w:type="spellEnd"/>
       <w:r>
         <w:t>. Выполните визуализацию полученных результатов в виде точечных графиков, на которых цвет точки отражает принадлежность кластеру.</w:t>
       </w:r>
@@ -1047,6 +1071,7 @@
       <w:r>
         <w:t> с помощью алгоритма DBSCAN, используя различные значения </w:t>
       </w:r>
+      <w:proofErr w:type="spellStart"/>
       <w:r>
         <w:rPr>
           <w:i/>
@@ -1054,9 +1079,11 @@
         </w:rPr>
         <w:t>MinPts</w:t>
       </w:r>
+      <w:proofErr w:type="spellEnd"/>
       <w:r>
         <w:t> (из интервала 3..9) и </w:t>
       </w:r>
+      <w:proofErr w:type="spellStart"/>
       <w:r>
         <w:rPr>
           <w:i/>
@@ -1064,6 +1091,7 @@
         </w:rPr>
         <w:t>Eps</w:t>
       </w:r>
+      <w:proofErr w:type="spellEnd"/>
       <w:r>
         <w:t>. Выполните визуализацию полученных результатов в виде точечных графиков, на которых цвет точки отражает принадлежность кластеру.</w:t>
       </w:r>
@@ -1213,6 +1241,9 @@
         <w:jc w:val="center"/>
       </w:pPr>
       <w:r>
+        <w:rPr>
+          <w:noProof/>
+        </w:rPr>
         <w:drawing>
           <wp:inline distT="0" distB="0" distL="0" distR="0" wp14:anchorId="08DE6CCB" wp14:editId="40DCB9B5">
             <wp:extent cx="5940425" cy="4091940"/>
@@ -1302,12 +1333,14 @@
       <w:r>
         <w:t xml:space="preserve">ов </w:t>
       </w:r>
+      <w:proofErr w:type="spellStart"/>
       <w:r>
         <w:rPr>
           <w:lang w:val="en-US"/>
         </w:rPr>
         <w:t>MinPts</w:t>
       </w:r>
+      <w:proofErr w:type="spellEnd"/>
       <w:r>
         <w:t xml:space="preserve"> </w:t>
       </w:r>
@@ -1340,6 +1373,9 @@
         <w:jc w:val="center"/>
       </w:pPr>
       <w:r>
+        <w:rPr>
+          <w:noProof/>
+        </w:rPr>
         <w:lastRenderedPageBreak/>
         <w:drawing>
           <wp:inline distT="0" distB="0" distL="0" distR="0" wp14:anchorId="6B890440" wp14:editId="176C391F">
@@ -1402,12 +1438,14 @@
       <w:r>
         <w:t xml:space="preserve"> с различными значениями параметров </w:t>
       </w:r>
+      <w:proofErr w:type="spellStart"/>
       <w:r>
         <w:rPr>
           <w:lang w:val="en-US"/>
         </w:rPr>
         <w:t>MinPts</w:t>
       </w:r>
+      <w:proofErr w:type="spellEnd"/>
       <w:r>
         <w:t xml:space="preserve"> </w:t>
       </w:r>
@@ -1467,7 +1505,19 @@
         <w:rPr>
           <w:lang w:val="en-US"/>
         </w:rPr>
-        <w:t>Metoids</w:t>
+        <w:t>Me</w:t>
+      </w:r>
+      <w:r>
+        <w:rPr>
+          <w:lang w:val="en-US"/>
+        </w:rPr>
+        <w:t>d</w:t>
+      </w:r>
+      <w:r>
+        <w:rPr>
+          <w:lang w:val="en-US"/>
+        </w:rPr>
+        <w:t>oids</w:t>
       </w:r>
       <w:r>
         <w:t xml:space="preserve">, алгоритм </w:t>
@@ -1484,12 +1534,14 @@
       <w:r>
         <w:t xml:space="preserve">может правильно разделять кластеры, однако для достижения наилучших результатов стоит подбирать оптимальные значения </w:t>
       </w:r>
+      <w:proofErr w:type="spellStart"/>
       <w:r>
         <w:rPr>
           <w:lang w:val="en-US"/>
         </w:rPr>
         <w:t>MinPts</w:t>
       </w:r>
+      <w:proofErr w:type="spellEnd"/>
       <w:r>
         <w:t xml:space="preserve"> </w:t>
       </w:r>
@@ -1532,6 +1584,9 @@
         <w:jc w:val="center"/>
       </w:pPr>
       <w:r>
+        <w:rPr>
+          <w:noProof/>
+        </w:rPr>
         <w:lastRenderedPageBreak/>
         <w:drawing>
           <wp:inline distT="0" distB="0" distL="0" distR="0" wp14:anchorId="60FDAC3C" wp14:editId="522B2662">
@@ -1605,16 +1660,7 @@
         <w:t xml:space="preserve">На данном графике мы можем видеть </w:t>
       </w:r>
       <w:r>
-        <w:t>5 выпуклы</w:t>
-      </w:r>
-      <w:r>
-        <w:t>х</w:t>
-      </w:r>
-      <w:r>
-        <w:t xml:space="preserve"> кластер</w:t>
-      </w:r>
-      <w:r>
-        <w:t>ов</w:t>
+        <w:t>5 выпуклых кластеров</w:t>
       </w:r>
       <w:r>
         <w:t xml:space="preserve"> с небольшим шумом данных.</w:t>
@@ -1623,47 +1669,45 @@
     <w:p>
       <w:pPr>
         <w:ind w:firstLine="709"/>
+      </w:pPr>
+      <w:r>
+        <w:t>Рассмотрим результаты кластеризации данных с помощью алгоритм</w:t>
+      </w:r>
+      <w:r>
+        <w:t>а</w:t>
+      </w:r>
+      <w:r>
+        <w:t xml:space="preserve"> </w:t>
+      </w:r>
+      <w:r>
         <w:rPr>
           <w:lang w:val="en-US"/>
         </w:rPr>
-      </w:pPr>
-      <w:r>
-        <w:t>Рассмотрим результаты кластеризации данных с помощью алгоритм</w:t>
-      </w:r>
-      <w:r>
-        <w:t>а</w:t>
-      </w:r>
-      <w:r>
-        <w:t xml:space="preserve"> </w:t>
-      </w:r>
-      <w:r>
+        <w:t>DBSCAN</w:t>
+      </w:r>
+      <w:r>
+        <w:t xml:space="preserve"> (</w:t>
+      </w:r>
+      <w:r>
+        <w:t xml:space="preserve">рисунок </w:t>
+      </w:r>
+      <w:r>
+        <w:t>4</w:t>
+      </w:r>
+      <w:r>
+        <w:t xml:space="preserve">). </w:t>
+      </w:r>
+    </w:p>
+    <w:p>
+      <w:pPr>
+        <w:jc w:val="center"/>
         <w:rPr>
           <w:lang w:val="en-US"/>
         </w:rPr>
-        <w:t>DBSCAN</w:t>
-      </w:r>
-      <w:r>
-        <w:t xml:space="preserve"> (</w:t>
-      </w:r>
-      <w:r>
-        <w:t xml:space="preserve">рисунок </w:t>
-      </w:r>
-      <w:r>
-        <w:t>4</w:t>
-      </w:r>
-      <w:r>
-        <w:t xml:space="preserve">). </w:t>
-      </w:r>
-    </w:p>
-    <w:p>
-      <w:pPr>
-        <w:jc w:val="center"/>
-        <w:rPr>
-          <w:lang w:val="en-US"/>
-        </w:rPr>
-      </w:pPr>
-      <w:r>
-        <w:rPr>
+      </w:pPr>
+      <w:r>
+        <w:rPr>
+          <w:noProof/>
           <w:lang w:val="en-US"/>
         </w:rPr>
         <w:lastRenderedPageBreak/>
@@ -1728,12 +1772,14 @@
       <w:r>
         <w:t xml:space="preserve"> с различными значениями параметров </w:t>
       </w:r>
+      <w:proofErr w:type="spellStart"/>
       <w:r>
         <w:rPr>
           <w:lang w:val="en-US"/>
         </w:rPr>
         <w:t>MinPts</w:t>
       </w:r>
+      <w:proofErr w:type="spellEnd"/>
       <w:r>
         <w:t xml:space="preserve"> </w:t>
       </w:r>
@@ -1747,53 +1793,49 @@
         <w:t>Eps</w:t>
       </w:r>
     </w:p>
-    <w:p>
-      <w:pPr>
+    <w:p/>
+    <w:p>
+      <w:pPr>
+        <w:ind w:firstLine="709"/>
+      </w:pPr>
+      <w:r>
+        <w:t>На график</w:t>
+      </w:r>
+      <w:r>
+        <w:t>е</w:t>
+      </w:r>
+      <w:r>
+        <w:t xml:space="preserve"> видно, </w:t>
+      </w:r>
+      <w:r>
+        <w:t>что алгоритм</w:t>
+      </w:r>
+      <w:r>
+        <w:t xml:space="preserve"> </w:t>
+      </w:r>
+      <w:r>
         <w:rPr>
           <w:lang w:val="en-US"/>
         </w:rPr>
-      </w:pPr>
-    </w:p>
-    <w:p>
-      <w:pPr>
-        <w:ind w:firstLine="709"/>
-      </w:pPr>
-      <w:r>
-        <w:t>На график</w:t>
-      </w:r>
-      <w:r>
-        <w:t>е</w:t>
-      </w:r>
-      <w:r>
-        <w:t xml:space="preserve"> видно, </w:t>
-      </w:r>
-      <w:r>
-        <w:t>что алгоритм</w:t>
-      </w:r>
-      <w:r>
-        <w:t xml:space="preserve"> </w:t>
+        <w:t>DBSCA</w:t>
       </w:r>
       <w:r>
         <w:rPr>
           <w:lang w:val="en-US"/>
         </w:rPr>
-        <w:t>DBSCA</w:t>
-      </w:r>
+        <w:t>N</w:t>
+      </w:r>
+      <w:r>
+        <w:t xml:space="preserve"> также может выполнять кластеризацию выпуклых данных, однако, как и в случае с невыпуклыми данными, для достижения наилучшего результата необходимо подобрать параметры </w:t>
+      </w:r>
+      <w:proofErr w:type="spellStart"/>
       <w:r>
         <w:rPr>
           <w:lang w:val="en-US"/>
         </w:rPr>
-        <w:t>N</w:t>
-      </w:r>
-      <w:r>
-        <w:t xml:space="preserve"> также может выполнять кластеризацию выпуклых данных, однако, как и в случае с невыпуклыми данными, для достижения наилучшего результата необходимо подобрать параметры </w:t>
-      </w:r>
-      <w:r>
-        <w:rPr>
-          <w:lang w:val="en-US"/>
-        </w:rPr>
         <w:t>MinPts</w:t>
       </w:r>
+      <w:proofErr w:type="spellEnd"/>
       <w:r>
         <w:t xml:space="preserve"> </w:t>
       </w:r>
@@ -3610,6 +3652,7 @@
   <w:style w:type="character" w:default="1" w:styleId="a0">
     <w:name w:val="Default Paragraph Font"/>
     <w:uiPriority w:val="1"/>
+    <w:semiHidden/>
     <w:unhideWhenUsed/>
   </w:style>
   <w:style w:type="table" w:default="1" w:styleId="a1">
